--- a/static/media/8.to_trinh_ktr_sau_hoan_gtgt_HT.docx
+++ b/static/media/8.to_trinh_ktr_sau_hoan_gtgt_HT.docx
@@ -1933,15 +1933,23 @@
           <w:szCs w:val="28"/>
           <w:lang w:val="nl-NL"/>
         </w:rPr>
-        <w:t xml:space="preserve">, dự kiến từ </w:t>
-      </w:r>
-      <w:r>
-        <w:rPr>
-          <w:sz w:val="28"/>
-          <w:szCs w:val="28"/>
-          <w:lang w:val="nl-NL"/>
-        </w:rPr>
-        <w:t>&lt;ngay_ktra&gt;.</w:t>
+        <w:t xml:space="preserve">, </w:t>
+      </w:r>
+      <w:r>
+        <w:rPr>
+          <w:sz w:val="28"/>
+          <w:szCs w:val="28"/>
+          <w:lang w:val="nl-NL"/>
+        </w:rPr>
+        <w:t>kể từ ngày ban hành Quyết định kiểm tra</w:t>
+      </w:r>
+      <w:r>
+        <w:rPr>
+          <w:sz w:val="28"/>
+          <w:szCs w:val="28"/>
+          <w:lang w:val="nl-NL"/>
+        </w:rPr>
+        <w:t>.</w:t>
       </w:r>
     </w:p>
     <w:p>
@@ -2104,7 +2112,7 @@
           <w:szCs w:val="28"/>
           <w:lang w:val="nl-NL"/>
         </w:rPr>
-        <w:t>Ý KIẾN LÃNH ĐẠO</w:t>
+        <w:t>LÃNH ĐẠO</w:t>
       </w:r>
       <w:r>
         <w:rPr>
@@ -2210,6 +2218,7 @@
           <w:szCs w:val="28"/>
           <w:lang w:val="nl-NL"/>
         </w:rPr>
+        <w:lastRenderedPageBreak/>
         <w:tab/>
       </w:r>
       <w:bookmarkStart w:id="1" w:name="_Hlk195815907"/>
